--- a/protocol/PCNE_protocol_v.4_111425.docx
+++ b/protocol/PCNE_protocol_v.4_111425.docx
@@ -7359,6 +7359,28 @@
                 <w:lang w:eastAsia="es-MX"/>
               </w:rPr>
               <w:t>noise_notes field.</w:t>
+            </w:r>
+          </w:p>
+        </w:tc>
+      </w:tr>
+      <w:tr>
+        <w:tc>
+          <w:tcPr>
+            <w:tcW w:type="dxa" w:w="2694"/>
+          </w:tcPr>
+          <w:p>
+            <w:r>
+              <w:t>noise_frequency_range</w:t>
+            </w:r>
+          </w:p>
+        </w:tc>
+        <w:tc>
+          <w:tcPr>
+            <w:tcW w:type="dxa" w:w="6656"/>
+          </w:tcPr>
+          <w:p>
+            <w:r>
+              <w:t>Standardized acoustic frequency range of the exposure. Code as "Audible", "Ultrasound", or "Unclear".</w:t>
             </w:r>
           </w:p>
         </w:tc>

--- a/protocol/PCNE_protocol_v.4_111425.docx
+++ b/protocol/PCNE_protocol_v.4_111425.docx
@@ -7669,6 +7669,68 @@
                 <w:lang w:eastAsia="es-MX"/>
               </w:rPr>
               <w:t>; other. For “other” add explanation in the control_notes field.</w:t>
+            </w:r>
+          </w:p>
+        </w:tc>
+      </w:tr>
+      <w:tr>
+        <w:trPr>
+          <w:trHeight w:val="330"/>
+        </w:trPr>
+        <w:tc>
+          <w:tcPr>
+            <w:tcW w:w="2694" w:type="dxa"/>
+          </w:tcPr>
+          <w:p>
+            <w:pPr>
+              <w:ind w:left="142"/>
+              <w:rPr>
+                <w:rFonts w:eastAsia="Times New Roman"/>
+                <w:sz w:val="18"/>
+                <w:szCs w:val="18"/>
+                <w:lang w:eastAsia="es-MX"/>
+              </w:rPr>
+            </w:pPr>
+            <w:r>
+              <w:rPr>
+                <w:rFonts w:eastAsia="Times New Roman"/>
+                <w:sz w:val="18"/>
+                <w:szCs w:val="18"/>
+                <w:lang w:eastAsia="es-MX"/>
+              </w:rPr>
+              <w:t>control_setting</w:t>
+            </w:r>
+          </w:p>
+        </w:tc>
+        <w:tc>
+          <w:tcPr>
+            <w:tcW w:w="6656" w:type="dxa"/>
+          </w:tcPr>
+          <w:p>
+            <w:pPr>
+              <w:rPr>
+                <w:rFonts w:eastAsia="Times New Roman"/>
+                <w:sz w:val="18"/>
+                <w:szCs w:val="18"/>
+                <w:lang w:eastAsia="es-MX"/>
+              </w:rPr>
+            </w:pPr>
+            <w:r>
+              <w:rPr>
+                <w:rFonts w:eastAsia="Times New Roman"/>
+                <w:sz w:val="18"/>
+                <w:szCs w:val="18"/>
+                <w:lang w:eastAsia="es-MX"/>
+              </w:rPr>
+              <w:t>Standardized physical setting where control animals were kept during the maternal noise-exposure period. Code as “standard_housing_conditions,” “experimental_room,” “acoustic_chamber,” or “unclear.” Retain for descriptive reporting only; do not use as a moderator.</w:t>
+            </w:r>
+            <w:r>
+              <w:rPr>
+                <w:rFonts w:eastAsia="Times New Roman"/>
+                <w:sz w:val="18"/>
+                <w:szCs w:val="18"/>
+                <w:lang w:eastAsia="es-MX"/>
+              </w:rPr>
             </w:r>
           </w:p>
         </w:tc>

--- a/protocol/PCNE_protocol_v.4_111425.docx
+++ b/protocol/PCNE_protocol_v.4_111425.docx
@@ -7366,20 +7366,40 @@
       <w:tr>
         <w:tc>
           <w:tcPr>
-            <w:tcW w:type="dxa" w:w="2694"/>
-          </w:tcPr>
-          <w:p>
-            <w:r>
+            <w:tcW w:w="2694" w:type="dxa"/>
+          </w:tcPr>
+          <w:p>
+            <w:pPr>
+              <w:rPr>
+                <w:sz w:val="18"/>
+                <w:szCs w:val="18"/>
+              </w:rPr>
+            </w:pPr>
+            <w:r>
+              <w:rPr>
+                <w:sz w:val="18"/>
+                <w:szCs w:val="18"/>
+              </w:rPr>
               <w:t>noise_frequency_range</w:t>
             </w:r>
           </w:p>
         </w:tc>
         <w:tc>
           <w:tcPr>
-            <w:tcW w:type="dxa" w:w="6656"/>
-          </w:tcPr>
-          <w:p>
-            <w:r>
+            <w:tcW w:w="6656" w:type="dxa"/>
+          </w:tcPr>
+          <w:p>
+            <w:pPr>
+              <w:rPr>
+                <w:sz w:val="18"/>
+                <w:szCs w:val="18"/>
+              </w:rPr>
+            </w:pPr>
+            <w:r>
+              <w:rPr>
+                <w:sz w:val="18"/>
+                <w:szCs w:val="18"/>
+              </w:rPr>
               <w:t>Standardized acoustic frequency range of the exposure. Code as "Audible", "Ultrasound", or "Unclear".</w:t>
             </w:r>
           </w:p>
@@ -7724,14 +7744,6 @@
               </w:rPr>
               <w:t>Standardized physical setting where control animals were kept during the maternal noise-exposure period. Code as “standard_housing_conditions,” “experimental_room,” “acoustic_chamber,” or “unclear.” Retain for descriptive reporting only; do not use as a moderator.</w:t>
             </w:r>
-            <w:r>
-              <w:rPr>
-                <w:rFonts w:eastAsia="Times New Roman"/>
-                <w:sz w:val="18"/>
-                <w:szCs w:val="18"/>
-                <w:lang w:eastAsia="es-MX"/>
-              </w:rPr>
-            </w:r>
           </w:p>
         </w:tc>
       </w:tr>
@@ -7951,6 +7963,7 @@
                 <w:szCs w:val="18"/>
                 <w:lang w:eastAsia="es-MX"/>
               </w:rPr>
+              <w:lastRenderedPageBreak/>
               <w:t>offspring_sex</w:t>
             </w:r>
           </w:p>
@@ -8297,7 +8310,6 @@
                 <w:szCs w:val="18"/>
                 <w:lang w:eastAsia="es-MX"/>
               </w:rPr>
-              <w:lastRenderedPageBreak/>
               <w:t>offspring_age_notes</w:t>
             </w:r>
           </w:p>
@@ -8907,6 +8919,7 @@
                 <w:szCs w:val="18"/>
                 <w:lang w:eastAsia="es-MX"/>
               </w:rPr>
+              <w:lastRenderedPageBreak/>
               <w:t>measurement_timing</w:t>
             </w:r>
           </w:p>
@@ -9097,7 +9110,6 @@
                 <w:szCs w:val="18"/>
                 <w:lang w:eastAsia="es-MX"/>
               </w:rPr>
-              <w:lastRenderedPageBreak/>
               <w:t>data_units</w:t>
             </w:r>
           </w:p>
@@ -9798,6 +9810,7 @@
                 <w:szCs w:val="18"/>
                 <w:lang w:eastAsia="es-MX"/>
               </w:rPr>
+              <w:lastRenderedPageBreak/>
               <w:t>higher_better</w:t>
             </w:r>
           </w:p>
@@ -10356,7 +10369,6 @@
                 <w:szCs w:val="18"/>
                 <w:lang w:eastAsia="es-MX"/>
               </w:rPr>
-              <w:lastRenderedPageBreak/>
               <w:t>c</w:t>
             </w:r>
             <w:r>
@@ -11374,6 +11386,7 @@
         <w:pStyle w:val="Heading2"/>
       </w:pPr>
       <w:r>
+        <w:lastRenderedPageBreak/>
         <w:t>Risk of Bias and Methodological Quality Assessment</w:t>
       </w:r>
     </w:p>
@@ -11551,11 +11564,7 @@
         <w:fldChar w:fldCharType="end"/>
       </w:r>
       <w:r>
-        <w:t xml:space="preserve">, while also incorporating unique </w:t>
-      </w:r>
-      <w:r>
-        <w:lastRenderedPageBreak/>
-        <w:t>items</w:t>
+        <w:t>, while also incorporating unique items</w:t>
       </w:r>
       <w:r>
         <w:t xml:space="preserve">, and </w:t>
@@ -11884,7 +11893,11 @@
         <w:t xml:space="preserve">’s Kappa and report the disagreement rate for each item. Finally, we will </w:t>
       </w:r>
       <w:r>
-        <w:t>present the results using a coloured grid</w:t>
+        <w:t xml:space="preserve">present the results using </w:t>
+      </w:r>
+      <w:r>
+        <w:lastRenderedPageBreak/>
+        <w:t>a coloured grid</w:t>
       </w:r>
       <w:r>
         <w:t xml:space="preserve"> representing the scores for each item and study</w:t>
@@ -12015,7 +12028,6 @@
       </w:pPr>
       <w:bookmarkStart w:id="7" w:name="OLE_LINK16"/>
       <w:r>
-        <w:lastRenderedPageBreak/>
         <w:t>Data synthesis and statistical analysis</w:t>
       </w:r>
       <w:bookmarkEnd w:id="7"/>
@@ -12282,7 +12294,6 @@
         <w:spacing w:before="0"/>
       </w:pPr>
       <w:r>
-        <w:lastRenderedPageBreak/>
         <w:t>Review team members and their organizational affiliations</w:t>
       </w:r>
     </w:p>
@@ -12338,6 +12349,7 @@
     </w:p>
     <w:p>
       <w:r>
+        <w:lastRenderedPageBreak/>
         <w:t>Malgorzata Lagisz, Evolution &amp; Ecology Research Centre and School of Biological, Earth &amp; Environmental Sciences, University of New South Wales, Sydney, NSW, Australia and Collaboration for Open Science and Synthesis in Ecology and Evolution Department of Biological Sciences, Faculty of Science, University of Alberta, Edmonton, AB, Canada.</w:t>
       </w:r>
     </w:p>
@@ -12349,7 +12361,6 @@
         <w:spacing w:before="0"/>
       </w:pPr>
       <w:r>
-        <w:lastRenderedPageBreak/>
         <w:t>Type of method of review</w:t>
       </w:r>
     </w:p>
@@ -12485,6 +12496,7 @@
         <w:spacing w:before="0"/>
       </w:pPr>
       <w:r>
+        <w:lastRenderedPageBreak/>
         <w:t>Language</w:t>
       </w:r>
     </w:p>
@@ -12535,7 +12547,6 @@
         <w:spacing w:before="0"/>
       </w:pPr>
       <w:r>
-        <w:lastRenderedPageBreak/>
         <w:t>Stage of review</w:t>
       </w:r>
     </w:p>
@@ -12658,6 +12669,7 @@
         <w:pStyle w:val="Heading1"/>
       </w:pPr>
       <w:r>
+        <w:lastRenderedPageBreak/>
         <w:t>Stage of the review at the time of submission</w:t>
       </w:r>
     </w:p>
@@ -13117,7 +13129,6 @@
         <w:pStyle w:val="Heading1"/>
       </w:pPr>
       <w:r>
-        <w:lastRenderedPageBreak/>
         <w:t>References</w:t>
       </w:r>
     </w:p>
@@ -13195,6 +13206,7 @@
           <w:color w:val="000000"/>
           <w:lang w:val="en-US"/>
         </w:rPr>
+        <w:lastRenderedPageBreak/>
         <w:t>Bahor Z, Liao J, Currie G, Ayder C, Macleod M, McCann SK, Bannach-Brown A, Wever K, Soliman N, Wang Q, Doran-Constant L, Young L, Sena ES, Sena C (2021) Development and uptake of an online systematic review platform: the early years of the CAMARADES Systematic Review Facility (SyRF). BMJ Open Science 5. https://doi.org/10.1136/bmjos-2020-100103</w:t>
       </w:r>
     </w:p>
@@ -13212,7 +13224,6 @@
           <w:color w:val="000000"/>
           <w:lang w:val="en-US"/>
         </w:rPr>
-        <w:lastRenderedPageBreak/>
         <w:t>Barzegar M, Sajjadi FS, Talaei SA, Hamidi G, Salami M (2015) Prenatal exposure to noise stress: Anxiety, impaired spatial memory, and deteriorated hippocampal plasticity in postnatal life. Hippocampus 25. https://doi.org/10.1002/hipo.22363</w:t>
       </w:r>
     </w:p>
@@ -13298,6 +13309,7 @@
           <w:color w:val="000000"/>
           <w:lang w:val="en-US"/>
         </w:rPr>
+        <w:lastRenderedPageBreak/>
         <w:t>Lagisz M, Yang Y, Young S, Nakagawa S (2025) A practical guide to evaluating sensitivity of literature search strings for systematic reviews using relative recall. Res Synth Methods 16:1–14. https://doi.org/10.1017/rsm.2024.6</w:t>
       </w:r>
     </w:p>
@@ -13315,7 +13327,6 @@
           <w:color w:val="000000"/>
           <w:lang w:val="en-US"/>
         </w:rPr>
-        <w:lastRenderedPageBreak/>
         <w:t>Lajeunesse MJ (2015) Bias and correction for the log response ratio in ecological meta‐analysis. Ecology 96:2056–2063. https://doi.org/10.1890/14-2402.1</w:t>
       </w:r>
     </w:p>
@@ -13401,15 +13412,8 @@
           <w:color w:val="000000"/>
           <w:lang w:val="en-US"/>
         </w:rPr>
-        <w:t xml:space="preserve">Nakagawa S, Noble DWA, Lagisz M, Spake R, Viechtbauer W, Senior AM (2023c) A robust and readily implementable method for the meta‐analysis of response ratios with and </w:t>
-      </w:r>
-      <w:r>
-        <w:rPr>
-          <w:color w:val="000000"/>
-          <w:lang w:val="en-US"/>
-        </w:rPr>
         <w:lastRenderedPageBreak/>
-        <w:t>without missing standard deviations. Ecology Letters 26:232–244. https://doi.org/10.1111/ele.14144</w:t>
+        <w:t>Nakagawa S, Noble DWA, Lagisz M, Spake R, Viechtbauer W, Senior AM (2023c) A robust and readily implementable method for the meta‐analysis of response ratios with and without missing standard deviations. Ecology Letters 26:232–244. https://doi.org/10.1111/ele.14144</w:t>
       </w:r>
     </w:p>
     <w:p>
@@ -13494,6 +13498,7 @@
           <w:color w:val="000000"/>
           <w:lang w:val="en-US"/>
         </w:rPr>
+        <w:lastRenderedPageBreak/>
         <w:t>R Core Team (2025) R: A Language and Environment for Statistical Computing. R Foundation for Statistical Computing, Vienna, Austria</w:t>
       </w:r>
     </w:p>
@@ -13511,7 +13516,6 @@
           <w:color w:val="000000"/>
           <w:lang w:val="en-US"/>
         </w:rPr>
-        <w:lastRenderedPageBreak/>
         <w:t>Rethlefsen ML, Kirtley S, Waffenschmidt S, Ayala AP, Moher D, Page MJ, Koffel JB, Blunt H, Brigham T, Chang S, Clark J, Conway A, Couban R, de Kock S, Farrah K, Fehrmann P, Foster M, Fowler SA, Glanville J, Harris E, Hoffecker L, Isojarvi J, Kaunelis D, Ket H, Levay P, Lyon J, McGowan J, Murad MH, Nicholson J, Pannabecker V, Paynter R, Pinotti R, Ross-White A, Sampson M, Shields T, Stevens A, Sutton A, Weinfurter E, Wright K, Young S, PRISMA-S Group (2021) PRISMA-S: an extension to the PRISMA Statement for Reporting Literature Searches in Systematic Reviews. Systematic Reviews 10:39. https://doi.org/10.1186/s13643-020-01542-z</w:t>
       </w:r>
     </w:p>
